--- a/LL3-LucrareLicenta/LUCRARE LICENTA - 31.08.2026.docx
+++ b/LL3-LucrareLicenta/LUCRARE LICENTA - 31.08.2026.docx
@@ -7,301 +7,249 @@
         <w:jc w:val="center"/>
         <w:rPr>
           <w:rFonts w:ascii="Times New Roman" w:hAnsi="Times New Roman" w:cs="Times New Roman"/>
+          <w:lang w:val="ro-RO"/>
+        </w:rPr>
+      </w:pPr>
+      <w:r>
+        <w:rPr>
+          <w:rFonts w:ascii="Times New Roman" w:hAnsi="Times New Roman" w:cs="Times New Roman"/>
+          <w:lang w:val="ro-RO"/>
+        </w:rPr>
+        <w:t>Universitatea din Craiova</w:t>
+      </w:r>
+    </w:p>
+    <w:p>
+      <w:pPr>
+        <w:jc w:val="center"/>
+        <w:rPr>
+          <w:rFonts w:ascii="Times New Roman" w:hAnsi="Times New Roman" w:cs="Times New Roman"/>
+          <w:lang w:val="ro-RO"/>
+        </w:rPr>
+      </w:pPr>
+      <w:r>
+        <w:rPr>
+          <w:rFonts w:ascii="Times New Roman" w:hAnsi="Times New Roman" w:cs="Times New Roman"/>
+          <w:lang w:val="ro-RO"/>
+        </w:rPr>
+        <w:t>Facultatea de Economie și Administrarea Afacerilor</w:t>
+      </w:r>
+    </w:p>
+    <w:p>
+      <w:pPr>
+        <w:jc w:val="center"/>
+        <w:rPr>
+          <w:rFonts w:ascii="Times New Roman" w:hAnsi="Times New Roman" w:cs="Times New Roman"/>
+          <w:lang w:val="ro-RO"/>
+        </w:rPr>
+      </w:pPr>
+      <w:r>
+        <w:rPr>
+          <w:rFonts w:ascii="Times New Roman" w:hAnsi="Times New Roman" w:cs="Times New Roman"/>
+          <w:lang w:val="ro-RO"/>
+        </w:rPr>
+        <w:t>Programul de studii</w:t>
+      </w:r>
+      <w:r>
+        <w:rPr>
+          <w:rFonts w:ascii="Times New Roman" w:hAnsi="Times New Roman" w:cs="Times New Roman"/>
+          <w:lang w:val="ro-RO"/>
+        </w:rPr>
+        <w:t xml:space="preserve">: </w:t>
+      </w:r>
+      <w:r>
+        <w:rPr>
+          <w:rFonts w:ascii="Times New Roman" w:hAnsi="Times New Roman" w:cs="Times New Roman"/>
+          <w:lang w:val="ro-RO"/>
+        </w:rPr>
+        <w:t>Informatică Economică</w:t>
+      </w:r>
+    </w:p>
+    <w:p>
+      <w:pPr>
+        <w:jc w:val="center"/>
+        <w:rPr>
+          <w:rFonts w:ascii="Times New Roman" w:hAnsi="Times New Roman" w:cs="Times New Roman"/>
+          <w:lang w:val="ro-RO"/>
+        </w:rPr>
+      </w:pPr>
+      <w:r>
+        <w:rPr>
+          <w:rFonts w:ascii="Times New Roman" w:hAnsi="Times New Roman" w:cs="Times New Roman"/>
+          <w:lang w:val="ro-RO"/>
+        </w:rPr>
+        <w:t xml:space="preserve">Forma de învățământ: </w:t>
+      </w:r>
+      <w:r>
+        <w:rPr>
+          <w:rFonts w:ascii="Times New Roman" w:hAnsi="Times New Roman" w:cs="Times New Roman"/>
+          <w:lang w:val="ro-RO"/>
+        </w:rPr>
+        <w:t>cu frecvență (</w:t>
+      </w:r>
+      <w:r>
+        <w:rPr>
+          <w:rFonts w:ascii="Times New Roman" w:hAnsi="Times New Roman" w:cs="Times New Roman"/>
+          <w:lang w:val="ro-RO"/>
+        </w:rPr>
+        <w:t>IF</w:t>
+      </w:r>
+      <w:r>
+        <w:rPr>
+          <w:rFonts w:ascii="Times New Roman" w:hAnsi="Times New Roman" w:cs="Times New Roman"/>
+          <w:lang w:val="ro-RO"/>
+        </w:rPr>
+        <w:t>)</w:t>
+      </w:r>
+      <w:r>
+        <w:rPr>
+          <w:rFonts w:ascii="Times New Roman" w:hAnsi="Times New Roman" w:cs="Times New Roman"/>
+          <w:lang w:val="ro-RO"/>
+        </w:rPr>
+        <w:t xml:space="preserve"> </w:t>
+      </w:r>
+    </w:p>
+    <w:p>
+      <w:pPr>
+        <w:jc w:val="center"/>
+        <w:rPr>
+          <w:rFonts w:ascii="Times New Roman" w:hAnsi="Times New Roman" w:cs="Times New Roman"/>
+          <w:lang w:val="ro-RO"/>
+        </w:rPr>
+      </w:pPr>
+    </w:p>
+    <w:p>
+      <w:pPr>
+        <w:rPr>
+          <w:rFonts w:ascii="Times New Roman" w:hAnsi="Times New Roman" w:cs="Times New Roman"/>
+          <w:lang w:val="ro-RO"/>
+        </w:rPr>
+      </w:pPr>
+    </w:p>
+    <w:p>
+      <w:pPr>
+        <w:jc w:val="center"/>
+        <w:rPr>
+          <w:rFonts w:ascii="Times New Roman" w:hAnsi="Times New Roman" w:cs="Times New Roman"/>
+          <w:lang w:val="ro-RO"/>
+        </w:rPr>
+      </w:pPr>
+    </w:p>
+    <w:p>
+      <w:pPr>
+        <w:jc w:val="center"/>
+        <w:rPr>
+          <w:rFonts w:ascii="Times New Roman" w:hAnsi="Times New Roman" w:cs="Times New Roman"/>
+          <w:lang w:val="ro-RO"/>
+        </w:rPr>
+      </w:pPr>
+    </w:p>
+    <w:p>
+      <w:pPr>
+        <w:jc w:val="center"/>
+        <w:rPr>
+          <w:rFonts w:ascii="Times New Roman" w:hAnsi="Times New Roman" w:cs="Times New Roman"/>
+          <w:lang w:val="ro-RO"/>
+        </w:rPr>
+      </w:pPr>
+    </w:p>
+    <w:p>
+      <w:pPr>
+        <w:jc w:val="center"/>
+        <w:rPr>
+          <w:rFonts w:ascii="Times New Roman" w:hAnsi="Times New Roman" w:cs="Times New Roman"/>
+          <w:sz w:val="56"/>
+          <w:szCs w:val="56"/>
+          <w:lang w:val="ro-RO"/>
+        </w:rPr>
+      </w:pPr>
+      <w:r>
+        <w:rPr>
+          <w:rFonts w:ascii="Times New Roman" w:hAnsi="Times New Roman" w:cs="Times New Roman"/>
+          <w:sz w:val="56"/>
+          <w:szCs w:val="56"/>
+          <w:lang w:val="ro-RO"/>
+        </w:rPr>
+        <w:t>LUCRARE DE LICENȚĂ</w:t>
+      </w:r>
+    </w:p>
+    <w:p>
+      <w:pPr>
+        <w:jc w:val="center"/>
+        <w:rPr>
+          <w:rFonts w:ascii="Times New Roman" w:hAnsi="Times New Roman" w:cs="Times New Roman"/>
+          <w:sz w:val="96"/>
+          <w:szCs w:val="96"/>
+          <w:lang w:val="ro-RO"/>
+        </w:rPr>
+      </w:pPr>
+    </w:p>
+    <w:p>
+      <w:pPr>
+        <w:rPr>
+          <w:rFonts w:ascii="Times New Roman" w:hAnsi="Times New Roman" w:cs="Times New Roman"/>
+          <w:lang w:val="ro-RO"/>
+        </w:rPr>
+      </w:pPr>
+      <w:r>
+        <w:rPr>
+          <w:rFonts w:ascii="Times New Roman" w:hAnsi="Times New Roman" w:cs="Times New Roman"/>
+          <w:lang w:val="ro-RO"/>
+        </w:rPr>
+        <w:t>Coordonator științific,</w:t>
+      </w:r>
+    </w:p>
+    <w:p>
+      <w:pPr>
+        <w:jc w:val="center"/>
+        <w:rPr>
+          <w:rFonts w:ascii="Times New Roman" w:hAnsi="Times New Roman" w:cs="Times New Roman"/>
+          <w:lang w:val="ro-RO"/>
+        </w:rPr>
+      </w:pPr>
+    </w:p>
+    <w:p>
+      <w:pPr>
+        <w:jc w:val="right"/>
+        <w:rPr>
+          <w:rFonts w:ascii="Times New Roman" w:hAnsi="Times New Roman" w:cs="Times New Roman"/>
+          <w:lang w:val="ro-RO"/>
+        </w:rPr>
+      </w:pPr>
+      <w:r>
+        <w:rPr>
+          <w:rFonts w:ascii="Times New Roman" w:hAnsi="Times New Roman" w:cs="Times New Roman"/>
+          <w:lang w:val="ro-RO"/>
+        </w:rPr>
+        <w:t>Absolvent</w:t>
+      </w:r>
+    </w:p>
+    <w:p>
+      <w:pPr>
+        <w:jc w:val="right"/>
+        <w:rPr>
+          <w:rFonts w:ascii="Times New Roman" w:hAnsi="Times New Roman" w:cs="Times New Roman"/>
+          <w:lang w:val="ro-RO"/>
         </w:rPr>
       </w:pPr>
       <w:proofErr w:type="spellStart"/>
       <w:r>
         <w:rPr>
           <w:rFonts w:ascii="Times New Roman" w:hAnsi="Times New Roman" w:cs="Times New Roman"/>
-        </w:rPr>
-        <w:t>Universitatea</w:t>
-      </w:r>
-      <w:proofErr w:type="spellEnd"/>
-      <w:r>
-        <w:rPr>
-          <w:rFonts w:ascii="Times New Roman" w:hAnsi="Times New Roman" w:cs="Times New Roman"/>
-        </w:rPr>
-        <w:t xml:space="preserve"> din Craiova</w:t>
-      </w:r>
-    </w:p>
-    <w:p>
-      <w:pPr>
-        <w:jc w:val="center"/>
-        <w:rPr>
-          <w:rFonts w:ascii="Times New Roman" w:hAnsi="Times New Roman" w:cs="Times New Roman"/>
-        </w:rPr>
-      </w:pPr>
-      <w:proofErr w:type="spellStart"/>
-      <w:r>
-        <w:rPr>
-          <w:rFonts w:ascii="Times New Roman" w:hAnsi="Times New Roman" w:cs="Times New Roman"/>
-        </w:rPr>
-        <w:t>Facultatea</w:t>
-      </w:r>
-      <w:proofErr w:type="spellEnd"/>
-      <w:r>
-        <w:rPr>
-          <w:rFonts w:ascii="Times New Roman" w:hAnsi="Times New Roman" w:cs="Times New Roman"/>
-        </w:rPr>
-        <w:t xml:space="preserve"> de </w:t>
-      </w:r>
-      <w:proofErr w:type="spellStart"/>
-      <w:r>
-        <w:rPr>
-          <w:rFonts w:ascii="Times New Roman" w:hAnsi="Times New Roman" w:cs="Times New Roman"/>
-        </w:rPr>
-        <w:t>Economie</w:t>
-      </w:r>
-      <w:proofErr w:type="spellEnd"/>
-      <w:r>
-        <w:rPr>
-          <w:rFonts w:ascii="Times New Roman" w:hAnsi="Times New Roman" w:cs="Times New Roman"/>
-        </w:rPr>
-        <w:t xml:space="preserve"> </w:t>
-      </w:r>
-      <w:proofErr w:type="spellStart"/>
-      <w:r>
-        <w:rPr>
-          <w:rFonts w:ascii="Times New Roman" w:hAnsi="Times New Roman" w:cs="Times New Roman"/>
-        </w:rPr>
-        <w:t>și</w:t>
-      </w:r>
-      <w:proofErr w:type="spellEnd"/>
-      <w:r>
-        <w:rPr>
-          <w:rFonts w:ascii="Times New Roman" w:hAnsi="Times New Roman" w:cs="Times New Roman"/>
-        </w:rPr>
-        <w:t xml:space="preserve"> </w:t>
-      </w:r>
-      <w:proofErr w:type="spellStart"/>
-      <w:r>
-        <w:rPr>
-          <w:rFonts w:ascii="Times New Roman" w:hAnsi="Times New Roman" w:cs="Times New Roman"/>
-        </w:rPr>
-        <w:t>Administrarea</w:t>
-      </w:r>
-      <w:proofErr w:type="spellEnd"/>
-      <w:r>
-        <w:rPr>
-          <w:rFonts w:ascii="Times New Roman" w:hAnsi="Times New Roman" w:cs="Times New Roman"/>
-        </w:rPr>
-        <w:t xml:space="preserve"> </w:t>
-      </w:r>
-      <w:proofErr w:type="spellStart"/>
-      <w:r>
-        <w:rPr>
-          <w:rFonts w:ascii="Times New Roman" w:hAnsi="Times New Roman" w:cs="Times New Roman"/>
-        </w:rPr>
-        <w:t>Afacerilor</w:t>
-      </w:r>
-      <w:proofErr w:type="spellEnd"/>
-    </w:p>
-    <w:p>
-      <w:pPr>
-        <w:jc w:val="center"/>
-        <w:rPr>
-          <w:rFonts w:ascii="Times New Roman" w:hAnsi="Times New Roman" w:cs="Times New Roman"/>
-        </w:rPr>
-      </w:pPr>
-      <w:proofErr w:type="spellStart"/>
-      <w:r>
-        <w:rPr>
-          <w:rFonts w:ascii="Times New Roman" w:hAnsi="Times New Roman" w:cs="Times New Roman"/>
-        </w:rPr>
-        <w:t>Programul</w:t>
-      </w:r>
-      <w:proofErr w:type="spellEnd"/>
-      <w:r>
-        <w:rPr>
-          <w:rFonts w:ascii="Times New Roman" w:hAnsi="Times New Roman" w:cs="Times New Roman"/>
-        </w:rPr>
-        <w:t xml:space="preserve"> de </w:t>
-      </w:r>
-      <w:proofErr w:type="spellStart"/>
-      <w:r>
-        <w:rPr>
-          <w:rFonts w:ascii="Times New Roman" w:hAnsi="Times New Roman" w:cs="Times New Roman"/>
-        </w:rPr>
-        <w:t>studii</w:t>
-      </w:r>
-      <w:proofErr w:type="spellEnd"/>
-      <w:r>
-        <w:rPr>
-          <w:rFonts w:ascii="Times New Roman" w:hAnsi="Times New Roman" w:cs="Times New Roman"/>
-        </w:rPr>
-        <w:t xml:space="preserve"> </w:t>
-      </w:r>
-      <w:proofErr w:type="spellStart"/>
-      <w:r>
-        <w:rPr>
-          <w:rFonts w:ascii="Times New Roman" w:hAnsi="Times New Roman" w:cs="Times New Roman"/>
-        </w:rPr>
-        <w:t>Informatică</w:t>
-      </w:r>
-      <w:proofErr w:type="spellEnd"/>
-      <w:r>
-        <w:rPr>
-          <w:rFonts w:ascii="Times New Roman" w:hAnsi="Times New Roman" w:cs="Times New Roman"/>
-        </w:rPr>
-        <w:t xml:space="preserve"> </w:t>
-      </w:r>
-      <w:proofErr w:type="spellStart"/>
-      <w:r>
-        <w:rPr>
-          <w:rFonts w:ascii="Times New Roman" w:hAnsi="Times New Roman" w:cs="Times New Roman"/>
-        </w:rPr>
-        <w:t>Economică</w:t>
-      </w:r>
-      <w:proofErr w:type="spellEnd"/>
-    </w:p>
-    <w:p>
-      <w:pPr>
-        <w:jc w:val="center"/>
-        <w:rPr>
-          <w:rFonts w:ascii="Times New Roman" w:hAnsi="Times New Roman" w:cs="Times New Roman"/>
-        </w:rPr>
-      </w:pPr>
-    </w:p>
-    <w:p>
-      <w:pPr>
-        <w:rPr>
-          <w:rFonts w:ascii="Times New Roman" w:hAnsi="Times New Roman" w:cs="Times New Roman"/>
-        </w:rPr>
-      </w:pPr>
-    </w:p>
-    <w:p>
-      <w:pPr>
-        <w:jc w:val="center"/>
-        <w:rPr>
-          <w:rFonts w:ascii="Times New Roman" w:hAnsi="Times New Roman" w:cs="Times New Roman"/>
-        </w:rPr>
-      </w:pPr>
-    </w:p>
-    <w:p>
-      <w:pPr>
-        <w:jc w:val="center"/>
-        <w:rPr>
-          <w:rFonts w:ascii="Times New Roman" w:hAnsi="Times New Roman" w:cs="Times New Roman"/>
-        </w:rPr>
-      </w:pPr>
-    </w:p>
-    <w:p>
-      <w:pPr>
-        <w:jc w:val="center"/>
-        <w:rPr>
-          <w:rFonts w:ascii="Times New Roman" w:hAnsi="Times New Roman" w:cs="Times New Roman"/>
-        </w:rPr>
-      </w:pPr>
-    </w:p>
-    <w:p>
-      <w:pPr>
-        <w:jc w:val="center"/>
-        <w:rPr>
-          <w:rFonts w:ascii="Times New Roman" w:hAnsi="Times New Roman" w:cs="Times New Roman"/>
-          <w:sz w:val="96"/>
-          <w:szCs w:val="96"/>
-        </w:rPr>
-      </w:pPr>
-      <w:r>
-        <w:rPr>
-          <w:rFonts w:ascii="Times New Roman" w:hAnsi="Times New Roman" w:cs="Times New Roman"/>
-          <w:sz w:val="96"/>
-          <w:szCs w:val="96"/>
-        </w:rPr>
-        <w:t>LUCRARE DE LICENȚĂ</w:t>
-      </w:r>
-    </w:p>
-    <w:p>
-      <w:pPr>
-        <w:jc w:val="center"/>
-        <w:rPr>
-          <w:rFonts w:ascii="Times New Roman" w:hAnsi="Times New Roman" w:cs="Times New Roman"/>
-          <w:sz w:val="96"/>
-          <w:szCs w:val="96"/>
-        </w:rPr>
-      </w:pPr>
-    </w:p>
-    <w:p>
-      <w:pPr>
-        <w:jc w:val="center"/>
-        <w:rPr>
-          <w:rFonts w:ascii="Times New Roman" w:hAnsi="Times New Roman" w:cs="Times New Roman"/>
-        </w:rPr>
-      </w:pPr>
-      <w:proofErr w:type="spellStart"/>
-      <w:r>
-        <w:rPr>
-          <w:rFonts w:ascii="Times New Roman" w:hAnsi="Times New Roman" w:cs="Times New Roman"/>
-        </w:rPr>
-        <w:t>Coordonator</w:t>
-      </w:r>
-      <w:proofErr w:type="spellEnd"/>
-      <w:r>
-        <w:rPr>
-          <w:rFonts w:ascii="Times New Roman" w:hAnsi="Times New Roman" w:cs="Times New Roman"/>
-        </w:rPr>
-        <w:t xml:space="preserve"> </w:t>
-      </w:r>
-      <w:proofErr w:type="spellStart"/>
-      <w:r>
-        <w:rPr>
-          <w:rFonts w:ascii="Times New Roman" w:hAnsi="Times New Roman" w:cs="Times New Roman"/>
-        </w:rPr>
-        <w:t>științific</w:t>
-      </w:r>
-      <w:proofErr w:type="spellEnd"/>
-      <w:r>
-        <w:rPr>
-          <w:rFonts w:ascii="Times New Roman" w:hAnsi="Times New Roman" w:cs="Times New Roman"/>
-        </w:rPr>
-        <w:t>,</w:t>
-      </w:r>
-    </w:p>
-    <w:p>
-      <w:pPr>
-        <w:jc w:val="center"/>
-        <w:rPr>
-          <w:rFonts w:ascii="Times New Roman" w:hAnsi="Times New Roman" w:cs="Times New Roman"/>
-        </w:rPr>
-      </w:pPr>
-    </w:p>
-    <w:p>
-      <w:pPr>
-        <w:jc w:val="center"/>
-        <w:rPr>
-          <w:rFonts w:ascii="Times New Roman" w:hAnsi="Times New Roman" w:cs="Times New Roman"/>
-        </w:rPr>
-      </w:pPr>
-      <w:r>
-        <w:rPr>
-          <w:rFonts w:ascii="Times New Roman" w:hAnsi="Times New Roman" w:cs="Times New Roman"/>
-        </w:rPr>
-        <w:t>Absolvent</w:t>
-      </w:r>
-    </w:p>
-    <w:p>
-      <w:pPr>
-        <w:jc w:val="center"/>
-        <w:rPr>
-          <w:rFonts w:ascii="Times New Roman" w:hAnsi="Times New Roman" w:cs="Times New Roman"/>
-        </w:rPr>
-      </w:pPr>
-      <w:proofErr w:type="spellStart"/>
-      <w:r>
-        <w:rPr>
-          <w:rFonts w:ascii="Times New Roman" w:hAnsi="Times New Roman" w:cs="Times New Roman"/>
+          <w:lang w:val="ro-RO"/>
         </w:rPr>
         <w:t>Moa</w:t>
       </w:r>
       <w:r>
         <w:rPr>
           <w:rFonts w:ascii="Times New Roman" w:hAnsi="Times New Roman" w:cs="Times New Roman"/>
+          <w:lang w:val="ro-RO"/>
         </w:rPr>
         <w:t>n</w:t>
       </w:r>
       <w:r>
         <w:rPr>
           <w:rFonts w:ascii="Times New Roman" w:hAnsi="Times New Roman" w:cs="Times New Roman"/>
+          <w:lang w:val="ro-RO"/>
         </w:rPr>
         <w:t>ă</w:t>
       </w:r>
@@ -309,50 +257,128 @@
       <w:r>
         <w:rPr>
           <w:rFonts w:ascii="Times New Roman" w:hAnsi="Times New Roman" w:cs="Times New Roman"/>
-        </w:rPr>
-        <w:t xml:space="preserve"> </w:t>
+          <w:lang w:val="ro-RO"/>
+        </w:rPr>
+        <w:t xml:space="preserve"> Ștefănuț-Cornel</w:t>
       </w:r>
-      <w:proofErr w:type="spellStart"/>
+    </w:p>
+    <w:p>
+      <w:pPr>
+        <w:jc w:val="center"/>
+        <w:rPr>
+          <w:rFonts w:ascii="Times New Roman" w:hAnsi="Times New Roman" w:cs="Times New Roman"/>
+          <w:lang w:val="ro-RO"/>
+        </w:rPr>
+      </w:pPr>
+    </w:p>
+    <w:p>
+      <w:pPr>
+        <w:jc w:val="center"/>
+        <w:rPr>
+          <w:rFonts w:ascii="Times New Roman" w:hAnsi="Times New Roman" w:cs="Times New Roman"/>
+          <w:lang w:val="ro-RO"/>
+        </w:rPr>
+      </w:pPr>
+    </w:p>
+    <w:p>
+      <w:pPr>
+        <w:jc w:val="center"/>
+        <w:rPr>
+          <w:rFonts w:ascii="Times New Roman" w:hAnsi="Times New Roman" w:cs="Times New Roman"/>
+          <w:lang w:val="ro-RO"/>
+        </w:rPr>
+      </w:pPr>
+    </w:p>
+    <w:p>
+      <w:pPr>
+        <w:jc w:val="center"/>
+        <w:rPr>
+          <w:rFonts w:ascii="Times New Roman" w:hAnsi="Times New Roman" w:cs="Times New Roman"/>
+          <w:lang w:val="ro-RO"/>
+        </w:rPr>
+      </w:pPr>
+    </w:p>
+    <w:p>
+      <w:pPr>
+        <w:jc w:val="center"/>
+        <w:rPr>
+          <w:rFonts w:ascii="Times New Roman" w:hAnsi="Times New Roman" w:cs="Times New Roman"/>
+          <w:lang w:val="ro-RO"/>
+        </w:rPr>
+      </w:pPr>
+    </w:p>
+    <w:p>
+      <w:pPr>
+        <w:jc w:val="center"/>
+        <w:rPr>
+          <w:rFonts w:ascii="Times New Roman" w:hAnsi="Times New Roman" w:cs="Times New Roman"/>
+          <w:lang w:val="ro-RO"/>
+        </w:rPr>
+      </w:pPr>
+    </w:p>
+    <w:p>
+      <w:pPr>
+        <w:jc w:val="center"/>
+        <w:rPr>
+          <w:rFonts w:ascii="Times New Roman" w:hAnsi="Times New Roman" w:cs="Times New Roman"/>
+          <w:lang w:val="ro-RO"/>
+        </w:rPr>
+      </w:pPr>
+    </w:p>
+    <w:p>
+      <w:pPr>
+        <w:jc w:val="center"/>
+        <w:rPr>
+          <w:rFonts w:ascii="Times New Roman" w:hAnsi="Times New Roman" w:cs="Times New Roman"/>
+          <w:lang w:val="ro-RO"/>
+        </w:rPr>
+      </w:pPr>
+    </w:p>
+    <w:p>
+      <w:pPr>
+        <w:jc w:val="center"/>
+        <w:rPr>
+          <w:rFonts w:ascii="Times New Roman" w:hAnsi="Times New Roman" w:cs="Times New Roman"/>
+          <w:lang w:val="ro-RO"/>
+        </w:rPr>
+      </w:pPr>
       <w:r>
         <w:rPr>
           <w:rFonts w:ascii="Times New Roman" w:hAnsi="Times New Roman" w:cs="Times New Roman"/>
-        </w:rPr>
-        <w:t>Ștefănuț</w:t>
+          <w:lang w:val="ro-RO"/>
+        </w:rPr>
+        <w:t>Craiova, 2026</w:t>
       </w:r>
-      <w:proofErr w:type="spellEnd"/>
-      <w:r>
-        <w:rPr>
-          <w:rFonts w:ascii="Times New Roman" w:hAnsi="Times New Roman" w:cs="Times New Roman"/>
-        </w:rPr>
-        <w:t>-Cornel</w:t>
-      </w:r>
-    </w:p>
-    <w:p>
-      <w:pPr>
-        <w:jc w:val="center"/>
-        <w:rPr>
-          <w:rFonts w:ascii="Times New Roman" w:hAnsi="Times New Roman" w:cs="Times New Roman"/>
-        </w:rPr>
-      </w:pPr>
-    </w:p>
-    <w:p>
-      <w:pPr>
-        <w:jc w:val="center"/>
-        <w:rPr>
-          <w:rFonts w:ascii="Times New Roman" w:hAnsi="Times New Roman" w:cs="Times New Roman"/>
-        </w:rPr>
-      </w:pPr>
-    </w:p>
-    <w:p>
-      <w:pPr>
-        <w:jc w:val="center"/>
-        <w:rPr>
-          <w:rFonts w:ascii="Times New Roman" w:hAnsi="Times New Roman" w:cs="Times New Roman"/>
+    </w:p>
+    <w:p>
+      <w:pPr>
+        <w:jc w:val="center"/>
+        <w:rPr>
+          <w:rFonts w:ascii="Times New Roman" w:hAnsi="Times New Roman" w:cs="Times New Roman"/>
+          <w:lang w:val="ro-RO"/>
+        </w:rPr>
+      </w:pPr>
+    </w:p>
+    <w:p>
+      <w:pPr>
+        <w:jc w:val="center"/>
+        <w:rPr>
+          <w:rFonts w:ascii="Times New Roman" w:hAnsi="Times New Roman" w:cs="Times New Roman"/>
+          <w:lang w:val="ro-RO"/>
         </w:rPr>
       </w:pPr>
     </w:p>
     <w:sdt>
       <w:sdtPr>
+        <w:rPr>
+          <w:rFonts w:asciiTheme="minorHAnsi" w:eastAsiaTheme="minorHAnsi" w:hAnsiTheme="minorHAnsi" w:cstheme="minorBidi"/>
+          <w:b w:val="0"/>
+          <w:bCs w:val="0"/>
+          <w:color w:val="auto"/>
+          <w:sz w:val="24"/>
+          <w:szCs w:val="24"/>
+          <w:lang w:val="ro-RO"/>
+        </w:rPr>
         <w:id w:val="-408240420"/>
         <w:docPartObj>
           <w:docPartGallery w:val="Table of Contents"/>
@@ -361,33 +387,74 @@
       </w:sdtPr>
       <w:sdtEndPr>
         <w:rPr>
-          <w:rFonts w:asciiTheme="minorHAnsi" w:eastAsiaTheme="minorHAnsi" w:hAnsiTheme="minorHAnsi" w:cstheme="minorBidi"/>
           <w:noProof/>
-          <w:color w:val="auto"/>
-          <w:sz w:val="24"/>
-          <w:szCs w:val="24"/>
         </w:rPr>
       </w:sdtEndPr>
       <w:sdtContent>
         <w:p>
           <w:pPr>
             <w:pStyle w:val="TOCHeading"/>
+            <w:rPr>
+              <w:lang w:val="ro-RO"/>
+            </w:rPr>
           </w:pPr>
           <w:r>
-            <w:t>Table of Contents</w:t>
+            <w:rPr>
+              <w:lang w:val="ro-RO"/>
+            </w:rPr>
+            <w:t xml:space="preserve">Table of </w:t>
           </w:r>
+          <w:proofErr w:type="spellStart"/>
+          <w:r>
+            <w:rPr>
+              <w:lang w:val="ro-RO"/>
+            </w:rPr>
+            <w:t>Contents</w:t>
+          </w:r>
+          <w:proofErr w:type="spellEnd"/>
         </w:p>
         <w:p>
-          <w:fldSimple w:instr=" TOC \o &quot;1-3&quot; \h \z \u ">
-            <w:r>
-              <w:rPr>
-                <w:b/>
-                <w:bCs/>
-                <w:noProof/>
-              </w:rPr>
-              <w:t>No table of contents entries found.</w:t>
-            </w:r>
-          </w:fldSimple>
+          <w:pPr>
+            <w:rPr>
+              <w:lang w:val="ro-RO"/>
+            </w:rPr>
+          </w:pPr>
+          <w:r>
+            <w:rPr>
+              <w:lang w:val="ro-RO"/>
+            </w:rPr>
+            <w:fldChar w:fldCharType="begin"/>
+          </w:r>
+          <w:r>
+            <w:rPr>
+              <w:lang w:val="ro-RO"/>
+            </w:rPr>
+            <w:instrText xml:space="preserve"> TOC \o "1-3" \h \z \u </w:instrText>
+          </w:r>
+          <w:r>
+            <w:rPr>
+              <w:lang w:val="ro-RO"/>
+            </w:rPr>
+            <w:fldChar w:fldCharType="separate"/>
+          </w:r>
+          <w:r>
+            <w:rPr>
+              <w:b/>
+              <w:bCs/>
+              <w:noProof/>
+              <w:lang w:val="ro-RO"/>
+            </w:rPr>
+            <w:t>No table of contents entries found.</w:t>
+          </w:r>
+          <w:r>
+            <w:rPr>
+              <w:b/>
+              <w:bCs/>
+              <w:noProof/>
+              <w:lang w:val="ro-RO"/>
+            </w:rPr>
+            <w:fldChar w:fldCharType="end"/>
+          </w:r>
         </w:p>
       </w:sdtContent>
     </w:sdt>
@@ -396,397 +463,447 @@
         <w:jc w:val="center"/>
         <w:rPr>
           <w:rFonts w:ascii="Times New Roman" w:hAnsi="Times New Roman" w:cs="Times New Roman"/>
-        </w:rPr>
-      </w:pPr>
-    </w:p>
-    <w:p>
-      <w:pPr>
-        <w:jc w:val="center"/>
-        <w:rPr>
-          <w:rFonts w:ascii="Times New Roman" w:hAnsi="Times New Roman" w:cs="Times New Roman"/>
-        </w:rPr>
-      </w:pPr>
-    </w:p>
-    <w:p>
-      <w:pPr>
-        <w:jc w:val="center"/>
-        <w:rPr>
-          <w:rFonts w:ascii="Times New Roman" w:hAnsi="Times New Roman" w:cs="Times New Roman"/>
-        </w:rPr>
-      </w:pPr>
-    </w:p>
-    <w:p>
-      <w:pPr>
-        <w:jc w:val="center"/>
-        <w:rPr>
-          <w:rFonts w:ascii="Times New Roman" w:hAnsi="Times New Roman" w:cs="Times New Roman"/>
-        </w:rPr>
-      </w:pPr>
-    </w:p>
-    <w:p>
-      <w:pPr>
-        <w:jc w:val="center"/>
-        <w:rPr>
-          <w:rFonts w:ascii="Times New Roman" w:hAnsi="Times New Roman" w:cs="Times New Roman"/>
-        </w:rPr>
-      </w:pPr>
-    </w:p>
-    <w:p>
-      <w:pPr>
-        <w:jc w:val="center"/>
-        <w:rPr>
-          <w:rFonts w:ascii="Times New Roman" w:hAnsi="Times New Roman" w:cs="Times New Roman"/>
-        </w:rPr>
-      </w:pPr>
-    </w:p>
-    <w:p>
-      <w:pPr>
-        <w:jc w:val="center"/>
-        <w:rPr>
-          <w:rFonts w:ascii="Times New Roman" w:hAnsi="Times New Roman" w:cs="Times New Roman"/>
-        </w:rPr>
-      </w:pPr>
-    </w:p>
-    <w:p>
-      <w:pPr>
-        <w:jc w:val="center"/>
-        <w:rPr>
-          <w:rFonts w:ascii="Times New Roman" w:hAnsi="Times New Roman" w:cs="Times New Roman"/>
-        </w:rPr>
-      </w:pPr>
-    </w:p>
-    <w:p>
-      <w:pPr>
-        <w:jc w:val="center"/>
-        <w:rPr>
-          <w:rFonts w:ascii="Times New Roman" w:hAnsi="Times New Roman" w:cs="Times New Roman"/>
-        </w:rPr>
-      </w:pPr>
-    </w:p>
-    <w:p>
-      <w:pPr>
-        <w:jc w:val="center"/>
-        <w:rPr>
-          <w:rFonts w:ascii="Times New Roman" w:hAnsi="Times New Roman" w:cs="Times New Roman"/>
-        </w:rPr>
-      </w:pPr>
-    </w:p>
-    <w:p>
-      <w:pPr>
-        <w:jc w:val="center"/>
-        <w:rPr>
-          <w:rFonts w:ascii="Times New Roman" w:hAnsi="Times New Roman" w:cs="Times New Roman"/>
-        </w:rPr>
-      </w:pPr>
-    </w:p>
-    <w:p>
-      <w:pPr>
-        <w:jc w:val="center"/>
-        <w:rPr>
-          <w:rFonts w:ascii="Times New Roman" w:hAnsi="Times New Roman" w:cs="Times New Roman"/>
-        </w:rPr>
-      </w:pPr>
-    </w:p>
-    <w:p>
-      <w:pPr>
-        <w:jc w:val="center"/>
-        <w:rPr>
-          <w:rFonts w:ascii="Times New Roman" w:hAnsi="Times New Roman" w:cs="Times New Roman"/>
-        </w:rPr>
-      </w:pPr>
-    </w:p>
-    <w:p>
-      <w:pPr>
-        <w:jc w:val="center"/>
-        <w:rPr>
-          <w:rFonts w:ascii="Times New Roman" w:hAnsi="Times New Roman" w:cs="Times New Roman"/>
-        </w:rPr>
-      </w:pPr>
-    </w:p>
-    <w:p>
-      <w:pPr>
-        <w:jc w:val="center"/>
-        <w:rPr>
-          <w:rFonts w:ascii="Times New Roman" w:hAnsi="Times New Roman" w:cs="Times New Roman"/>
-        </w:rPr>
-      </w:pPr>
-    </w:p>
-    <w:p>
-      <w:pPr>
-        <w:jc w:val="center"/>
-        <w:rPr>
-          <w:rFonts w:ascii="Times New Roman" w:hAnsi="Times New Roman" w:cs="Times New Roman"/>
-        </w:rPr>
-      </w:pPr>
-    </w:p>
-    <w:p>
-      <w:pPr>
-        <w:jc w:val="center"/>
-        <w:rPr>
-          <w:rFonts w:ascii="Times New Roman" w:hAnsi="Times New Roman" w:cs="Times New Roman"/>
-        </w:rPr>
-      </w:pPr>
-    </w:p>
-    <w:p>
-      <w:pPr>
-        <w:jc w:val="center"/>
-        <w:rPr>
-          <w:rFonts w:ascii="Times New Roman" w:hAnsi="Times New Roman" w:cs="Times New Roman"/>
-        </w:rPr>
-      </w:pPr>
-    </w:p>
-    <w:p>
-      <w:pPr>
-        <w:jc w:val="center"/>
-        <w:rPr>
-          <w:rFonts w:ascii="Times New Roman" w:hAnsi="Times New Roman" w:cs="Times New Roman"/>
-        </w:rPr>
-      </w:pPr>
-    </w:p>
-    <w:p>
-      <w:pPr>
-        <w:jc w:val="center"/>
-        <w:rPr>
-          <w:rFonts w:ascii="Times New Roman" w:hAnsi="Times New Roman" w:cs="Times New Roman"/>
-        </w:rPr>
-      </w:pPr>
-    </w:p>
-    <w:p>
-      <w:pPr>
-        <w:jc w:val="center"/>
-        <w:rPr>
-          <w:rFonts w:ascii="Times New Roman" w:hAnsi="Times New Roman" w:cs="Times New Roman"/>
-        </w:rPr>
-      </w:pPr>
-    </w:p>
-    <w:p>
-      <w:pPr>
-        <w:jc w:val="center"/>
-        <w:rPr>
-          <w:rFonts w:ascii="Times New Roman" w:hAnsi="Times New Roman" w:cs="Times New Roman"/>
-        </w:rPr>
-      </w:pPr>
-    </w:p>
-    <w:p>
-      <w:pPr>
-        <w:jc w:val="center"/>
-        <w:rPr>
-          <w:rFonts w:ascii="Times New Roman" w:hAnsi="Times New Roman" w:cs="Times New Roman"/>
-        </w:rPr>
-      </w:pPr>
-    </w:p>
-    <w:p>
-      <w:pPr>
-        <w:jc w:val="center"/>
-        <w:rPr>
-          <w:rFonts w:ascii="Times New Roman" w:hAnsi="Times New Roman" w:cs="Times New Roman"/>
-        </w:rPr>
-      </w:pPr>
-    </w:p>
-    <w:p>
-      <w:pPr>
-        <w:jc w:val="center"/>
-        <w:rPr>
-          <w:rFonts w:ascii="Times New Roman" w:hAnsi="Times New Roman" w:cs="Times New Roman"/>
-        </w:rPr>
-      </w:pPr>
-    </w:p>
-    <w:p>
-      <w:pPr>
-        <w:jc w:val="center"/>
-        <w:rPr>
-          <w:rFonts w:ascii="Times New Roman" w:hAnsi="Times New Roman" w:cs="Times New Roman"/>
-        </w:rPr>
-      </w:pPr>
-    </w:p>
-    <w:p>
-      <w:pPr>
-        <w:jc w:val="center"/>
-        <w:rPr>
-          <w:rFonts w:ascii="Times New Roman" w:hAnsi="Times New Roman" w:cs="Times New Roman"/>
-        </w:rPr>
-      </w:pPr>
-    </w:p>
-    <w:p>
-      <w:pPr>
-        <w:jc w:val="center"/>
-        <w:rPr>
-          <w:rFonts w:ascii="Times New Roman" w:hAnsi="Times New Roman" w:cs="Times New Roman"/>
-        </w:rPr>
-      </w:pPr>
-    </w:p>
-    <w:p>
-      <w:pPr>
-        <w:jc w:val="center"/>
-        <w:rPr>
-          <w:rFonts w:ascii="Times New Roman" w:hAnsi="Times New Roman" w:cs="Times New Roman"/>
-        </w:rPr>
-      </w:pPr>
-    </w:p>
-    <w:p>
-      <w:pPr>
-        <w:jc w:val="center"/>
-        <w:rPr>
-          <w:rFonts w:ascii="Times New Roman" w:hAnsi="Times New Roman" w:cs="Times New Roman"/>
-        </w:rPr>
-      </w:pPr>
-    </w:p>
-    <w:p>
-      <w:pPr>
-        <w:jc w:val="center"/>
-        <w:rPr>
-          <w:rFonts w:ascii="Times New Roman" w:hAnsi="Times New Roman" w:cs="Times New Roman"/>
-        </w:rPr>
-      </w:pPr>
-    </w:p>
-    <w:p>
-      <w:pPr>
-        <w:jc w:val="center"/>
-        <w:rPr>
-          <w:rFonts w:ascii="Times New Roman" w:hAnsi="Times New Roman" w:cs="Times New Roman"/>
-        </w:rPr>
-      </w:pPr>
-    </w:p>
-    <w:p>
-      <w:pPr>
-        <w:jc w:val="center"/>
-        <w:rPr>
-          <w:rFonts w:ascii="Times New Roman" w:hAnsi="Times New Roman" w:cs="Times New Roman"/>
-        </w:rPr>
-      </w:pPr>
-    </w:p>
-    <w:p>
-      <w:pPr>
-        <w:jc w:val="center"/>
-        <w:rPr>
-          <w:rFonts w:ascii="Times New Roman" w:hAnsi="Times New Roman" w:cs="Times New Roman"/>
-        </w:rPr>
-      </w:pPr>
-    </w:p>
-    <w:p>
-      <w:pPr>
-        <w:jc w:val="center"/>
-        <w:rPr>
-          <w:rFonts w:ascii="Times New Roman" w:hAnsi="Times New Roman" w:cs="Times New Roman"/>
-        </w:rPr>
-      </w:pPr>
-    </w:p>
-    <w:p>
-      <w:pPr>
-        <w:jc w:val="center"/>
-        <w:rPr>
-          <w:rFonts w:ascii="Times New Roman" w:hAnsi="Times New Roman" w:cs="Times New Roman"/>
-        </w:rPr>
-      </w:pPr>
-    </w:p>
-    <w:p>
-      <w:pPr>
-        <w:jc w:val="center"/>
-        <w:rPr>
-          <w:rFonts w:ascii="Times New Roman" w:hAnsi="Times New Roman" w:cs="Times New Roman"/>
-        </w:rPr>
-      </w:pPr>
-    </w:p>
-    <w:p>
-      <w:pPr>
-        <w:jc w:val="center"/>
-        <w:rPr>
-          <w:rFonts w:ascii="Times New Roman" w:hAnsi="Times New Roman" w:cs="Times New Roman"/>
-        </w:rPr>
-      </w:pPr>
-    </w:p>
-    <w:p>
-      <w:pPr>
-        <w:jc w:val="center"/>
-        <w:rPr>
-          <w:rFonts w:ascii="Times New Roman" w:hAnsi="Times New Roman" w:cs="Times New Roman"/>
-        </w:rPr>
-      </w:pPr>
-    </w:p>
-    <w:p>
-      <w:pPr>
-        <w:jc w:val="center"/>
-        <w:rPr>
-          <w:rFonts w:ascii="Times New Roman" w:hAnsi="Times New Roman" w:cs="Times New Roman"/>
-        </w:rPr>
-      </w:pPr>
-    </w:p>
-    <w:p>
-      <w:pPr>
-        <w:jc w:val="center"/>
-        <w:rPr>
-          <w:rFonts w:ascii="Times New Roman" w:hAnsi="Times New Roman" w:cs="Times New Roman"/>
-        </w:rPr>
-      </w:pPr>
-    </w:p>
-    <w:p>
-      <w:pPr>
-        <w:jc w:val="center"/>
-        <w:rPr>
-          <w:rFonts w:ascii="Times New Roman" w:hAnsi="Times New Roman" w:cs="Times New Roman"/>
-        </w:rPr>
-      </w:pPr>
-    </w:p>
-    <w:p>
-      <w:pPr>
-        <w:jc w:val="center"/>
-        <w:rPr>
-          <w:rFonts w:ascii="Times New Roman" w:hAnsi="Times New Roman" w:cs="Times New Roman"/>
-        </w:rPr>
-      </w:pPr>
-    </w:p>
-    <w:p>
-      <w:pPr>
-        <w:jc w:val="center"/>
-        <w:rPr>
-          <w:rFonts w:ascii="Times New Roman" w:hAnsi="Times New Roman" w:cs="Times New Roman"/>
-        </w:rPr>
-      </w:pPr>
-    </w:p>
-    <w:p>
-      <w:pPr>
-        <w:jc w:val="center"/>
-        <w:rPr>
-          <w:rFonts w:ascii="Times New Roman" w:hAnsi="Times New Roman" w:cs="Times New Roman"/>
-        </w:rPr>
-      </w:pPr>
-    </w:p>
-    <w:p>
-      <w:pPr>
-        <w:jc w:val="center"/>
-        <w:rPr>
-          <w:rFonts w:ascii="Times New Roman" w:hAnsi="Times New Roman" w:cs="Times New Roman"/>
-        </w:rPr>
-      </w:pPr>
-    </w:p>
-    <w:p>
-      <w:pPr>
-        <w:jc w:val="center"/>
-        <w:rPr>
-          <w:rFonts w:ascii="Times New Roman" w:hAnsi="Times New Roman" w:cs="Times New Roman"/>
-        </w:rPr>
-      </w:pPr>
-    </w:p>
-    <w:p>
-      <w:pPr>
-        <w:jc w:val="center"/>
-        <w:rPr>
-          <w:rFonts w:ascii="Times New Roman" w:hAnsi="Times New Roman" w:cs="Times New Roman"/>
-        </w:rPr>
-      </w:pPr>
-    </w:p>
-    <w:p>
-      <w:pPr>
-        <w:jc w:val="center"/>
-        <w:rPr>
-          <w:rFonts w:ascii="Times New Roman" w:hAnsi="Times New Roman" w:cs="Times New Roman"/>
-        </w:rPr>
-      </w:pPr>
-    </w:p>
-    <w:p>
-      <w:pPr>
-        <w:rPr>
-          <w:rFonts w:ascii="Times New Roman" w:hAnsi="Times New Roman" w:cs="Times New Roman"/>
+          <w:lang w:val="ro-RO"/>
+        </w:rPr>
+      </w:pPr>
+    </w:p>
+    <w:p>
+      <w:pPr>
+        <w:jc w:val="center"/>
+        <w:rPr>
+          <w:rFonts w:ascii="Times New Roman" w:hAnsi="Times New Roman" w:cs="Times New Roman"/>
+          <w:lang w:val="ro-RO"/>
+        </w:rPr>
+      </w:pPr>
+    </w:p>
+    <w:p>
+      <w:pPr>
+        <w:jc w:val="center"/>
+        <w:rPr>
+          <w:rFonts w:ascii="Times New Roman" w:hAnsi="Times New Roman" w:cs="Times New Roman"/>
+          <w:lang w:val="ro-RO"/>
+        </w:rPr>
+      </w:pPr>
+    </w:p>
+    <w:p>
+      <w:pPr>
+        <w:jc w:val="center"/>
+        <w:rPr>
+          <w:rFonts w:ascii="Times New Roman" w:hAnsi="Times New Roman" w:cs="Times New Roman"/>
+          <w:lang w:val="ro-RO"/>
+        </w:rPr>
+      </w:pPr>
+    </w:p>
+    <w:p>
+      <w:pPr>
+        <w:jc w:val="center"/>
+        <w:rPr>
+          <w:rFonts w:ascii="Times New Roman" w:hAnsi="Times New Roman" w:cs="Times New Roman"/>
+          <w:lang w:val="ro-RO"/>
+        </w:rPr>
+      </w:pPr>
+    </w:p>
+    <w:p>
+      <w:pPr>
+        <w:jc w:val="center"/>
+        <w:rPr>
+          <w:rFonts w:ascii="Times New Roman" w:hAnsi="Times New Roman" w:cs="Times New Roman"/>
+          <w:lang w:val="ro-RO"/>
+        </w:rPr>
+      </w:pPr>
+    </w:p>
+    <w:p>
+      <w:pPr>
+        <w:jc w:val="center"/>
+        <w:rPr>
+          <w:rFonts w:ascii="Times New Roman" w:hAnsi="Times New Roman" w:cs="Times New Roman"/>
+          <w:lang w:val="ro-RO"/>
+        </w:rPr>
+      </w:pPr>
+    </w:p>
+    <w:p>
+      <w:pPr>
+        <w:jc w:val="center"/>
+        <w:rPr>
+          <w:rFonts w:ascii="Times New Roman" w:hAnsi="Times New Roman" w:cs="Times New Roman"/>
+          <w:lang w:val="ro-RO"/>
+        </w:rPr>
+      </w:pPr>
+    </w:p>
+    <w:p>
+      <w:pPr>
+        <w:jc w:val="center"/>
+        <w:rPr>
+          <w:rFonts w:ascii="Times New Roman" w:hAnsi="Times New Roman" w:cs="Times New Roman"/>
+          <w:lang w:val="ro-RO"/>
+        </w:rPr>
+      </w:pPr>
+    </w:p>
+    <w:p>
+      <w:pPr>
+        <w:jc w:val="center"/>
+        <w:rPr>
+          <w:rFonts w:ascii="Times New Roman" w:hAnsi="Times New Roman" w:cs="Times New Roman"/>
+          <w:lang w:val="ro-RO"/>
+        </w:rPr>
+      </w:pPr>
+    </w:p>
+    <w:p>
+      <w:pPr>
+        <w:jc w:val="center"/>
+        <w:rPr>
+          <w:rFonts w:ascii="Times New Roman" w:hAnsi="Times New Roman" w:cs="Times New Roman"/>
+          <w:lang w:val="ro-RO"/>
+        </w:rPr>
+      </w:pPr>
+    </w:p>
+    <w:p>
+      <w:pPr>
+        <w:jc w:val="center"/>
+        <w:rPr>
+          <w:rFonts w:ascii="Times New Roman" w:hAnsi="Times New Roman" w:cs="Times New Roman"/>
+          <w:lang w:val="ro-RO"/>
+        </w:rPr>
+      </w:pPr>
+    </w:p>
+    <w:p>
+      <w:pPr>
+        <w:jc w:val="center"/>
+        <w:rPr>
+          <w:rFonts w:ascii="Times New Roman" w:hAnsi="Times New Roman" w:cs="Times New Roman"/>
+          <w:lang w:val="ro-RO"/>
+        </w:rPr>
+      </w:pPr>
+    </w:p>
+    <w:p>
+      <w:pPr>
+        <w:jc w:val="center"/>
+        <w:rPr>
+          <w:rFonts w:ascii="Times New Roman" w:hAnsi="Times New Roman" w:cs="Times New Roman"/>
+          <w:lang w:val="ro-RO"/>
+        </w:rPr>
+      </w:pPr>
+    </w:p>
+    <w:p>
+      <w:pPr>
+        <w:jc w:val="center"/>
+        <w:rPr>
+          <w:rFonts w:ascii="Times New Roman" w:hAnsi="Times New Roman" w:cs="Times New Roman"/>
+          <w:lang w:val="ro-RO"/>
+        </w:rPr>
+      </w:pPr>
+    </w:p>
+    <w:p>
+      <w:pPr>
+        <w:jc w:val="center"/>
+        <w:rPr>
+          <w:rFonts w:ascii="Times New Roman" w:hAnsi="Times New Roman" w:cs="Times New Roman"/>
+          <w:lang w:val="ro-RO"/>
+        </w:rPr>
+      </w:pPr>
+    </w:p>
+    <w:p>
+      <w:pPr>
+        <w:jc w:val="center"/>
+        <w:rPr>
+          <w:rFonts w:ascii="Times New Roman" w:hAnsi="Times New Roman" w:cs="Times New Roman"/>
+          <w:lang w:val="ro-RO"/>
+        </w:rPr>
+      </w:pPr>
+    </w:p>
+    <w:p>
+      <w:pPr>
+        <w:jc w:val="center"/>
+        <w:rPr>
+          <w:rFonts w:ascii="Times New Roman" w:hAnsi="Times New Roman" w:cs="Times New Roman"/>
+          <w:lang w:val="ro-RO"/>
+        </w:rPr>
+      </w:pPr>
+    </w:p>
+    <w:p>
+      <w:pPr>
+        <w:jc w:val="center"/>
+        <w:rPr>
+          <w:rFonts w:ascii="Times New Roman" w:hAnsi="Times New Roman" w:cs="Times New Roman"/>
+          <w:lang w:val="ro-RO"/>
+        </w:rPr>
+      </w:pPr>
+    </w:p>
+    <w:p>
+      <w:pPr>
+        <w:jc w:val="center"/>
+        <w:rPr>
+          <w:rFonts w:ascii="Times New Roman" w:hAnsi="Times New Roman" w:cs="Times New Roman"/>
+          <w:lang w:val="ro-RO"/>
+        </w:rPr>
+      </w:pPr>
+    </w:p>
+    <w:p>
+      <w:pPr>
+        <w:jc w:val="center"/>
+        <w:rPr>
+          <w:rFonts w:ascii="Times New Roman" w:hAnsi="Times New Roman" w:cs="Times New Roman"/>
+          <w:lang w:val="ro-RO"/>
+        </w:rPr>
+      </w:pPr>
+    </w:p>
+    <w:p>
+      <w:pPr>
+        <w:jc w:val="center"/>
+        <w:rPr>
+          <w:rFonts w:ascii="Times New Roman" w:hAnsi="Times New Roman" w:cs="Times New Roman"/>
+          <w:lang w:val="ro-RO"/>
+        </w:rPr>
+      </w:pPr>
+    </w:p>
+    <w:p>
+      <w:pPr>
+        <w:jc w:val="center"/>
+        <w:rPr>
+          <w:rFonts w:ascii="Times New Roman" w:hAnsi="Times New Roman" w:cs="Times New Roman"/>
+          <w:lang w:val="ro-RO"/>
+        </w:rPr>
+      </w:pPr>
+    </w:p>
+    <w:p>
+      <w:pPr>
+        <w:jc w:val="center"/>
+        <w:rPr>
+          <w:rFonts w:ascii="Times New Roman" w:hAnsi="Times New Roman" w:cs="Times New Roman"/>
+          <w:lang w:val="ro-RO"/>
+        </w:rPr>
+      </w:pPr>
+    </w:p>
+    <w:p>
+      <w:pPr>
+        <w:jc w:val="center"/>
+        <w:rPr>
+          <w:rFonts w:ascii="Times New Roman" w:hAnsi="Times New Roman" w:cs="Times New Roman"/>
+          <w:lang w:val="ro-RO"/>
+        </w:rPr>
+      </w:pPr>
+    </w:p>
+    <w:p>
+      <w:pPr>
+        <w:jc w:val="center"/>
+        <w:rPr>
+          <w:rFonts w:ascii="Times New Roman" w:hAnsi="Times New Roman" w:cs="Times New Roman"/>
+          <w:lang w:val="ro-RO"/>
+        </w:rPr>
+      </w:pPr>
+    </w:p>
+    <w:p>
+      <w:pPr>
+        <w:jc w:val="center"/>
+        <w:rPr>
+          <w:rFonts w:ascii="Times New Roman" w:hAnsi="Times New Roman" w:cs="Times New Roman"/>
+          <w:lang w:val="ro-RO"/>
+        </w:rPr>
+      </w:pPr>
+    </w:p>
+    <w:p>
+      <w:pPr>
+        <w:jc w:val="center"/>
+        <w:rPr>
+          <w:rFonts w:ascii="Times New Roman" w:hAnsi="Times New Roman" w:cs="Times New Roman"/>
+          <w:lang w:val="ro-RO"/>
+        </w:rPr>
+      </w:pPr>
+    </w:p>
+    <w:p>
+      <w:pPr>
+        <w:jc w:val="center"/>
+        <w:rPr>
+          <w:rFonts w:ascii="Times New Roman" w:hAnsi="Times New Roman" w:cs="Times New Roman"/>
+          <w:lang w:val="ro-RO"/>
+        </w:rPr>
+      </w:pPr>
+    </w:p>
+    <w:p>
+      <w:pPr>
+        <w:jc w:val="center"/>
+        <w:rPr>
+          <w:rFonts w:ascii="Times New Roman" w:hAnsi="Times New Roman" w:cs="Times New Roman"/>
+          <w:lang w:val="ro-RO"/>
+        </w:rPr>
+      </w:pPr>
+    </w:p>
+    <w:p>
+      <w:pPr>
+        <w:jc w:val="center"/>
+        <w:rPr>
+          <w:rFonts w:ascii="Times New Roman" w:hAnsi="Times New Roman" w:cs="Times New Roman"/>
+          <w:lang w:val="ro-RO"/>
+        </w:rPr>
+      </w:pPr>
+    </w:p>
+    <w:p>
+      <w:pPr>
+        <w:jc w:val="center"/>
+        <w:rPr>
+          <w:rFonts w:ascii="Times New Roman" w:hAnsi="Times New Roman" w:cs="Times New Roman"/>
+          <w:lang w:val="ro-RO"/>
+        </w:rPr>
+      </w:pPr>
+    </w:p>
+    <w:p>
+      <w:pPr>
+        <w:jc w:val="center"/>
+        <w:rPr>
+          <w:rFonts w:ascii="Times New Roman" w:hAnsi="Times New Roman" w:cs="Times New Roman"/>
+          <w:lang w:val="ro-RO"/>
+        </w:rPr>
+      </w:pPr>
+    </w:p>
+    <w:p>
+      <w:pPr>
+        <w:jc w:val="center"/>
+        <w:rPr>
+          <w:rFonts w:ascii="Times New Roman" w:hAnsi="Times New Roman" w:cs="Times New Roman"/>
+          <w:lang w:val="ro-RO"/>
+        </w:rPr>
+      </w:pPr>
+    </w:p>
+    <w:p>
+      <w:pPr>
+        <w:jc w:val="center"/>
+        <w:rPr>
+          <w:rFonts w:ascii="Times New Roman" w:hAnsi="Times New Roman" w:cs="Times New Roman"/>
+          <w:lang w:val="ro-RO"/>
+        </w:rPr>
+      </w:pPr>
+    </w:p>
+    <w:p>
+      <w:pPr>
+        <w:jc w:val="center"/>
+        <w:rPr>
+          <w:rFonts w:ascii="Times New Roman" w:hAnsi="Times New Roman" w:cs="Times New Roman"/>
+          <w:lang w:val="ro-RO"/>
+        </w:rPr>
+      </w:pPr>
+    </w:p>
+    <w:p>
+      <w:pPr>
+        <w:jc w:val="center"/>
+        <w:rPr>
+          <w:rFonts w:ascii="Times New Roman" w:hAnsi="Times New Roman" w:cs="Times New Roman"/>
+          <w:lang w:val="ro-RO"/>
+        </w:rPr>
+      </w:pPr>
+    </w:p>
+    <w:p>
+      <w:pPr>
+        <w:jc w:val="center"/>
+        <w:rPr>
+          <w:rFonts w:ascii="Times New Roman" w:hAnsi="Times New Roman" w:cs="Times New Roman"/>
+          <w:lang w:val="ro-RO"/>
+        </w:rPr>
+      </w:pPr>
+    </w:p>
+    <w:p>
+      <w:pPr>
+        <w:jc w:val="center"/>
+        <w:rPr>
+          <w:rFonts w:ascii="Times New Roman" w:hAnsi="Times New Roman" w:cs="Times New Roman"/>
+          <w:lang w:val="ro-RO"/>
+        </w:rPr>
+      </w:pPr>
+    </w:p>
+    <w:p>
+      <w:pPr>
+        <w:jc w:val="center"/>
+        <w:rPr>
+          <w:rFonts w:ascii="Times New Roman" w:hAnsi="Times New Roman" w:cs="Times New Roman"/>
+          <w:lang w:val="ro-RO"/>
+        </w:rPr>
+      </w:pPr>
+    </w:p>
+    <w:p>
+      <w:pPr>
+        <w:jc w:val="center"/>
+        <w:rPr>
+          <w:rFonts w:ascii="Times New Roman" w:hAnsi="Times New Roman" w:cs="Times New Roman"/>
+          <w:lang w:val="ro-RO"/>
+        </w:rPr>
+      </w:pPr>
+    </w:p>
+    <w:p>
+      <w:pPr>
+        <w:jc w:val="center"/>
+        <w:rPr>
+          <w:rFonts w:ascii="Times New Roman" w:hAnsi="Times New Roman" w:cs="Times New Roman"/>
+          <w:lang w:val="ro-RO"/>
+        </w:rPr>
+      </w:pPr>
+    </w:p>
+    <w:p>
+      <w:pPr>
+        <w:jc w:val="center"/>
+        <w:rPr>
+          <w:rFonts w:ascii="Times New Roman" w:hAnsi="Times New Roman" w:cs="Times New Roman"/>
+          <w:lang w:val="ro-RO"/>
+        </w:rPr>
+      </w:pPr>
+    </w:p>
+    <w:p>
+      <w:pPr>
+        <w:jc w:val="center"/>
+        <w:rPr>
+          <w:rFonts w:ascii="Times New Roman" w:hAnsi="Times New Roman" w:cs="Times New Roman"/>
+          <w:lang w:val="ro-RO"/>
+        </w:rPr>
+      </w:pPr>
+    </w:p>
+    <w:p>
+      <w:pPr>
+        <w:jc w:val="center"/>
+        <w:rPr>
+          <w:rFonts w:ascii="Times New Roman" w:hAnsi="Times New Roman" w:cs="Times New Roman"/>
+          <w:lang w:val="ro-RO"/>
+        </w:rPr>
+      </w:pPr>
+    </w:p>
+    <w:p>
+      <w:pPr>
+        <w:jc w:val="center"/>
+        <w:rPr>
+          <w:rFonts w:ascii="Times New Roman" w:hAnsi="Times New Roman" w:cs="Times New Roman"/>
+          <w:lang w:val="ro-RO"/>
+        </w:rPr>
+      </w:pPr>
+    </w:p>
+    <w:p>
+      <w:pPr>
+        <w:jc w:val="center"/>
+        <w:rPr>
+          <w:rFonts w:ascii="Times New Roman" w:hAnsi="Times New Roman" w:cs="Times New Roman"/>
+          <w:lang w:val="ro-RO"/>
+        </w:rPr>
+      </w:pPr>
+    </w:p>
+    <w:p>
+      <w:pPr>
+        <w:jc w:val="center"/>
+        <w:rPr>
+          <w:rFonts w:ascii="Times New Roman" w:hAnsi="Times New Roman" w:cs="Times New Roman"/>
+          <w:lang w:val="ro-RO"/>
+        </w:rPr>
+      </w:pPr>
+    </w:p>
+    <w:p>
+      <w:pPr>
+        <w:jc w:val="center"/>
+        <w:rPr>
+          <w:rFonts w:ascii="Times New Roman" w:hAnsi="Times New Roman" w:cs="Times New Roman"/>
+          <w:lang w:val="ro-RO"/>
+        </w:rPr>
+      </w:pPr>
+    </w:p>
+    <w:p>
+      <w:pPr>
+        <w:rPr>
+          <w:rFonts w:ascii="Times New Roman" w:hAnsi="Times New Roman" w:cs="Times New Roman"/>
+          <w:lang w:val="ro-RO"/>
         </w:rPr>
       </w:pPr>
     </w:p>
@@ -834,6 +951,11 @@
         <w:docPartUnique/>
       </w:docPartObj>
     </w:sdtPr>
+    <w:sdtEndPr>
+      <w:rPr>
+        <w:rStyle w:val="PageNumber"/>
+      </w:rPr>
+    </w:sdtEndPr>
     <w:sdtContent>
       <w:p>
         <w:pPr>
@@ -886,6 +1008,11 @@
         <w:docPartUnique/>
       </w:docPartObj>
     </w:sdtPr>
+    <w:sdtEndPr>
+      <w:rPr>
+        <w:rStyle w:val="PageNumber"/>
+      </w:rPr>
+    </w:sdtEndPr>
     <w:sdtContent>
       <w:p>
         <w:pPr>
